--- a/00_Project_Management/assignments/Milestone_5_Algorithms/Team2/M5_Pseudocode_Algorithms_Assignments_ Team2.docx
+++ b/00_Project_Management/assignments/Milestone_5_Algorithms/Team2/M5_Pseudocode_Algorithms_Assignments_ Team2.docx
@@ -936,6 +936,626 @@
         </w:tc>
       </w:tr>
     </w:tbl>
+    <w:p>
+      <w:pPr>
+        <w:pStyle w:val="Sub-Info"/>
+        <w:rPr>
+          <w:u w:val="single"/>
+        </w:rPr>
+      </w:pPr>
+      <w:r>
+        <w:rPr>
+          <w:sz w:val="36"/>
+          <w:szCs w:val="36"/>
+          <w:u w:val="single"/>
+        </w:rPr>
+        <w:t>Figure 1.8 &amp; 1.9 — Job Posting Service &amp; Search Service</w:t>
+      </w:r>
+      <w:r>
+        <w:rPr>
+          <w:u w:val="single"/>
+        </w:rPr>
+        <w:t xml:space="preserve"> </w:t>
+      </w:r>
+    </w:p>
+    <w:p>
+      <w:pPr>
+        <w:pStyle w:val="Sub-Info"/>
+      </w:pPr>
+      <w:r>
+        <w:t>Required List (15 Algorithms)</w:t>
+      </w:r>
+    </w:p>
+    <w:p>
+      <w:pPr>
+        <w:pStyle w:val="ListParagraph"/>
+        <w:numPr>
+          <w:ilvl w:val="0"/>
+          <w:numId w:val="1"/>
+        </w:numPr>
+        <w:ind w:left="360"/>
+      </w:pPr>
+      <w:r>
+        <w:t xml:space="preserve">1.8.1-ALG </w:t>
+      </w:r>
+      <w:proofErr w:type="spellStart"/>
+      <w:proofErr w:type="gramStart"/>
+      <w:r>
+        <w:t>isAuthorized</w:t>
+      </w:r>
+      <w:proofErr w:type="spellEnd"/>
+      <w:r>
+        <w:t>(</w:t>
+      </w:r>
+      <w:proofErr w:type="gramEnd"/>
+      <w:r>
+        <w:t>) Algorithm</w:t>
+      </w:r>
+    </w:p>
+    <w:p>
+      <w:pPr>
+        <w:pStyle w:val="ListParagraph"/>
+        <w:numPr>
+          <w:ilvl w:val="0"/>
+          <w:numId w:val="1"/>
+        </w:numPr>
+        <w:ind w:left="360"/>
+      </w:pPr>
+      <w:r>
+        <w:t xml:space="preserve">1.8.1-ALG </w:t>
+      </w:r>
+      <w:proofErr w:type="spellStart"/>
+      <w:proofErr w:type="gramStart"/>
+      <w:r>
+        <w:t>verifyOwner</w:t>
+      </w:r>
+      <w:proofErr w:type="spellEnd"/>
+      <w:r>
+        <w:t>(</w:t>
+      </w:r>
+      <w:proofErr w:type="gramEnd"/>
+      <w:r>
+        <w:t>) Algorithm</w:t>
+      </w:r>
+    </w:p>
+    <w:p>
+      <w:pPr>
+        <w:pStyle w:val="ListParagraph"/>
+        <w:numPr>
+          <w:ilvl w:val="0"/>
+          <w:numId w:val="1"/>
+        </w:numPr>
+        <w:ind w:left="360"/>
+      </w:pPr>
+      <w:r>
+        <w:t xml:space="preserve">1.8.2-ALG </w:t>
+      </w:r>
+      <w:proofErr w:type="spellStart"/>
+      <w:proofErr w:type="gramStart"/>
+      <w:r>
+        <w:t>createPost</w:t>
+      </w:r>
+      <w:proofErr w:type="spellEnd"/>
+      <w:r>
+        <w:t>(</w:t>
+      </w:r>
+      <w:proofErr w:type="gramEnd"/>
+      <w:r>
+        <w:t>) Algorithm</w:t>
+      </w:r>
+    </w:p>
+    <w:p>
+      <w:pPr>
+        <w:pStyle w:val="ListParagraph"/>
+        <w:numPr>
+          <w:ilvl w:val="0"/>
+          <w:numId w:val="1"/>
+        </w:numPr>
+        <w:ind w:left="360"/>
+      </w:pPr>
+      <w:r>
+        <w:t xml:space="preserve">1.8.2-ALG </w:t>
+      </w:r>
+      <w:proofErr w:type="spellStart"/>
+      <w:proofErr w:type="gramStart"/>
+      <w:r>
+        <w:t>modifyPost</w:t>
+      </w:r>
+      <w:proofErr w:type="spellEnd"/>
+      <w:r>
+        <w:t>(</w:t>
+      </w:r>
+      <w:proofErr w:type="gramEnd"/>
+      <w:r>
+        <w:t>) Algorithm</w:t>
+      </w:r>
+    </w:p>
+    <w:p>
+      <w:pPr>
+        <w:pStyle w:val="ListParagraph"/>
+        <w:numPr>
+          <w:ilvl w:val="0"/>
+          <w:numId w:val="1"/>
+        </w:numPr>
+        <w:ind w:left="360"/>
+      </w:pPr>
+      <w:r>
+        <w:t xml:space="preserve">1.8.3-ALG </w:t>
+      </w:r>
+      <w:proofErr w:type="gramStart"/>
+      <w:r>
+        <w:t>validate(</w:t>
+      </w:r>
+      <w:proofErr w:type="gramEnd"/>
+      <w:r>
+        <w:t>) Algorithm</w:t>
+      </w:r>
+    </w:p>
+    <w:p>
+      <w:pPr>
+        <w:pStyle w:val="ListParagraph"/>
+        <w:numPr>
+          <w:ilvl w:val="0"/>
+          <w:numId w:val="1"/>
+        </w:numPr>
+        <w:ind w:left="360"/>
+      </w:pPr>
+      <w:r>
+        <w:t xml:space="preserve">1.8.3-ALG </w:t>
+      </w:r>
+      <w:proofErr w:type="spellStart"/>
+      <w:proofErr w:type="gramStart"/>
+      <w:r>
+        <w:t>checkProfanity</w:t>
+      </w:r>
+      <w:proofErr w:type="spellEnd"/>
+      <w:r>
+        <w:t>(</w:t>
+      </w:r>
+      <w:proofErr w:type="gramEnd"/>
+      <w:r>
+        <w:t>) Algorithm</w:t>
+      </w:r>
+    </w:p>
+    <w:p>
+      <w:pPr>
+        <w:pStyle w:val="ListParagraph"/>
+        <w:numPr>
+          <w:ilvl w:val="0"/>
+          <w:numId w:val="1"/>
+        </w:numPr>
+        <w:ind w:left="360"/>
+      </w:pPr>
+      <w:r>
+        <w:t xml:space="preserve">1.9.1-ALG </w:t>
+      </w:r>
+      <w:proofErr w:type="spellStart"/>
+      <w:proofErr w:type="gramStart"/>
+      <w:r>
+        <w:t>submitSearch</w:t>
+      </w:r>
+      <w:proofErr w:type="spellEnd"/>
+      <w:r>
+        <w:t>(</w:t>
+      </w:r>
+      <w:proofErr w:type="gramEnd"/>
+      <w:r>
+        <w:t>) Algorithm</w:t>
+      </w:r>
+    </w:p>
+    <w:p>
+      <w:pPr>
+        <w:pStyle w:val="ListParagraph"/>
+        <w:numPr>
+          <w:ilvl w:val="0"/>
+          <w:numId w:val="1"/>
+        </w:numPr>
+        <w:ind w:left="360"/>
+      </w:pPr>
+      <w:r>
+        <w:t xml:space="preserve">1.9.2-ALG </w:t>
+      </w:r>
+      <w:proofErr w:type="spellStart"/>
+      <w:proofErr w:type="gramStart"/>
+      <w:r>
+        <w:t>filterCandidates</w:t>
+      </w:r>
+      <w:proofErr w:type="spellEnd"/>
+      <w:r>
+        <w:t>(</w:t>
+      </w:r>
+      <w:proofErr w:type="gramEnd"/>
+      <w:r>
+        <w:t>) Algorithm</w:t>
+      </w:r>
+    </w:p>
+    <w:p>
+      <w:pPr>
+        <w:pStyle w:val="ListParagraph"/>
+        <w:numPr>
+          <w:ilvl w:val="0"/>
+          <w:numId w:val="1"/>
+        </w:numPr>
+        <w:ind w:left="360"/>
+      </w:pPr>
+      <w:r>
+        <w:t xml:space="preserve">1.9.3-ALG </w:t>
+      </w:r>
+      <w:proofErr w:type="spellStart"/>
+      <w:proofErr w:type="gramStart"/>
+      <w:r>
+        <w:t>searchJobs</w:t>
+      </w:r>
+      <w:proofErr w:type="spellEnd"/>
+      <w:r>
+        <w:t>(</w:t>
+      </w:r>
+      <w:proofErr w:type="gramEnd"/>
+      <w:r>
+        <w:t>) Algorithm</w:t>
+      </w:r>
+    </w:p>
+    <w:p>
+      <w:pPr>
+        <w:pStyle w:val="ListParagraph"/>
+        <w:numPr>
+          <w:ilvl w:val="0"/>
+          <w:numId w:val="1"/>
+        </w:numPr>
+        <w:ind w:left="360"/>
+      </w:pPr>
+      <w:r>
+        <w:t xml:space="preserve">1.9.5-ALG </w:t>
+      </w:r>
+      <w:proofErr w:type="spellStart"/>
+      <w:proofErr w:type="gramStart"/>
+      <w:r>
+        <w:t>validateFilters</w:t>
+      </w:r>
+      <w:proofErr w:type="spellEnd"/>
+      <w:r>
+        <w:t>(</w:t>
+      </w:r>
+      <w:proofErr w:type="gramEnd"/>
+      <w:r>
+        <w:t>) Algorithm</w:t>
+      </w:r>
+    </w:p>
+    <w:p>
+      <w:pPr>
+        <w:pStyle w:val="ListParagraph"/>
+        <w:numPr>
+          <w:ilvl w:val="0"/>
+          <w:numId w:val="1"/>
+        </w:numPr>
+        <w:ind w:left="360"/>
+      </w:pPr>
+      <w:r>
+        <w:t xml:space="preserve">1.9.1-ALG </w:t>
+      </w:r>
+      <w:proofErr w:type="spellStart"/>
+      <w:proofErr w:type="gramStart"/>
+      <w:r>
+        <w:t>advancedSearch</w:t>
+      </w:r>
+      <w:proofErr w:type="spellEnd"/>
+      <w:r>
+        <w:t>(</w:t>
+      </w:r>
+      <w:proofErr w:type="gramEnd"/>
+      <w:r>
+        <w:t>) Algorithm</w:t>
+      </w:r>
+    </w:p>
+    <w:p>
+      <w:pPr>
+        <w:pStyle w:val="ListParagraph"/>
+        <w:numPr>
+          <w:ilvl w:val="0"/>
+          <w:numId w:val="1"/>
+        </w:numPr>
+        <w:ind w:left="360"/>
+      </w:pPr>
+      <w:r>
+        <w:t xml:space="preserve">1.9.7-ALG </w:t>
+      </w:r>
+      <w:proofErr w:type="spellStart"/>
+      <w:proofErr w:type="gramStart"/>
+      <w:r>
+        <w:t>processWildcardSearch</w:t>
+      </w:r>
+      <w:proofErr w:type="spellEnd"/>
+      <w:r>
+        <w:t>(</w:t>
+      </w:r>
+      <w:proofErr w:type="gramEnd"/>
+      <w:r>
+        <w:t>) Algorithm</w:t>
+      </w:r>
+    </w:p>
+    <w:p>
+      <w:pPr>
+        <w:pStyle w:val="ListParagraph"/>
+        <w:numPr>
+          <w:ilvl w:val="0"/>
+          <w:numId w:val="1"/>
+        </w:numPr>
+        <w:ind w:left="360"/>
+      </w:pPr>
+      <w:r>
+        <w:t xml:space="preserve">1.9.7-ALG </w:t>
+      </w:r>
+      <w:proofErr w:type="spellStart"/>
+      <w:proofErr w:type="gramStart"/>
+      <w:r>
+        <w:t>buildSearchQuery</w:t>
+      </w:r>
+      <w:proofErr w:type="spellEnd"/>
+      <w:r>
+        <w:t>(</w:t>
+      </w:r>
+      <w:proofErr w:type="gramEnd"/>
+      <w:r>
+        <w:t>) Algorithm</w:t>
+      </w:r>
+    </w:p>
+    <w:p>
+      <w:pPr>
+        <w:pStyle w:val="ListParagraph"/>
+        <w:numPr>
+          <w:ilvl w:val="0"/>
+          <w:numId w:val="1"/>
+        </w:numPr>
+        <w:ind w:left="360"/>
+      </w:pPr>
+      <w:r>
+        <w:t xml:space="preserve">1.9.8-ALG </w:t>
+      </w:r>
+      <w:proofErr w:type="spellStart"/>
+      <w:proofErr w:type="gramStart"/>
+      <w:r>
+        <w:t>retrieveResults</w:t>
+      </w:r>
+      <w:proofErr w:type="spellEnd"/>
+      <w:r>
+        <w:t>(</w:t>
+      </w:r>
+      <w:proofErr w:type="gramEnd"/>
+      <w:r>
+        <w:t>) Algorithm</w:t>
+      </w:r>
+    </w:p>
+    <w:p>
+      <w:pPr>
+        <w:pStyle w:val="ListParagraph"/>
+        <w:numPr>
+          <w:ilvl w:val="0"/>
+          <w:numId w:val="1"/>
+        </w:numPr>
+        <w:ind w:left="360"/>
+      </w:pPr>
+      <w:r>
+        <w:t xml:space="preserve">1.9.12-ALG </w:t>
+      </w:r>
+      <w:proofErr w:type="spellStart"/>
+      <w:proofErr w:type="gramStart"/>
+      <w:r>
+        <w:t>rankResults</w:t>
+      </w:r>
+      <w:proofErr w:type="spellEnd"/>
+      <w:r>
+        <w:t>(</w:t>
+      </w:r>
+      <w:proofErr w:type="gramEnd"/>
+      <w:r>
+        <w:t>) Algorithm</w:t>
+      </w:r>
+    </w:p>
+    <w:p>
+      <w:pPr>
+        <w:pStyle w:val="GitHubProcesses"/>
+        <w:rPr>
+          <w:u w:val="none"/>
+        </w:rPr>
+      </w:pPr>
+      <w:r>
+        <w:rPr>
+          <w:u w:val="none"/>
+        </w:rPr>
+        <w:lastRenderedPageBreak/>
+        <w:t>Resources:</w:t>
+      </w:r>
+    </w:p>
+    <w:p>
+      <w:r>
+        <w:rPr>
+          <w:b/>
+          <w:bCs/>
+        </w:rPr>
+        <w:t xml:space="preserve">#1 </w:t>
+      </w:r>
+      <w:proofErr w:type="spellStart"/>
+      <w:r>
+        <w:rPr>
+          <w:b/>
+          <w:bCs/>
+        </w:rPr>
+        <w:t>Drawio</w:t>
+      </w:r>
+      <w:proofErr w:type="spellEnd"/>
+      <w:r>
+        <w:rPr>
+          <w:b/>
+          <w:bCs/>
+        </w:rPr>
+        <w:t xml:space="preserve"> Template:</w:t>
+      </w:r>
+      <w:r>
+        <w:t xml:space="preserve"> </w:t>
+      </w:r>
+      <w:r>
+        <w:t>"CareerBound-SDD\01_Standards\Templates\Milestone_5_Algorithms\M5_Pseudocode_Template.drawio.png"</w:t>
+      </w:r>
+    </w:p>
+    <w:p>
+      <w:r>
+        <w:rPr>
+          <w:b/>
+          <w:bCs/>
+        </w:rPr>
+        <w:t>#2</w:t>
+      </w:r>
+      <w:r>
+        <w:rPr>
+          <w:b/>
+          <w:bCs/>
+        </w:rPr>
+        <w:t xml:space="preserve"> Examples:</w:t>
+      </w:r>
+      <w:r>
+        <w:t xml:space="preserve"> "</w:t>
+      </w:r>
+      <w:r>
+        <w:t>CareerBound-SDD\01_Standards\Templates\Milestone_5_Algorithms\M5_Pseudocode_Examples.docx"</w:t>
+      </w:r>
+    </w:p>
+    <w:p>
+      <w:r>
+        <w:rPr>
+          <w:b/>
+          <w:bCs/>
+        </w:rPr>
+        <w:t>#3 Standards:</w:t>
+      </w:r>
+      <w:r>
+        <w:t xml:space="preserve"> </w:t>
+      </w:r>
+      <w:r>
+        <w:t>"CareerBound-SDD\01_Standards\Milestone_5_Algorithms\M5_Pseudocode_Algorithms_Standards.docx"</w:t>
+      </w:r>
+    </w:p>
+    <w:p>
+      <w:r>
+        <w:rPr>
+          <w:b/>
+          <w:bCs/>
+        </w:rPr>
+        <w:t>#4 Pseudocode Chapter:</w:t>
+      </w:r>
+      <w:r>
+        <w:t xml:space="preserve"> Software Design class textbook by H</w:t>
+      </w:r>
+      <w:r>
+        <w:t>elfrich</w:t>
+      </w:r>
+      <w:r>
+        <w:t xml:space="preserve">, Unit 0, </w:t>
+      </w:r>
+      <w:r>
+        <w:t>Chapter 0.2 Pseudocode</w:t>
+      </w:r>
+      <w:r>
+        <w:t xml:space="preserve"> (</w:t>
+      </w:r>
+      <w:hyperlink r:id="rId7" w:history="1">
+        <w:r>
+          <w:rPr>
+            <w:rStyle w:val="Hyperlink"/>
+          </w:rPr>
+          <w:t>https://byui.vitalsource.com/reader/books/9798319726032/pageid/46</w:t>
+        </w:r>
+      </w:hyperlink>
+      <w:r>
+        <w:t xml:space="preserve">) </w:t>
+      </w:r>
+    </w:p>
+    <w:p>
+      <w:r>
+        <w:rPr>
+          <w:b/>
+          <w:bCs/>
+          <w:noProof/>
+        </w:rPr>
+        <mc:AlternateContent>
+          <mc:Choice Requires="wps">
+            <w:drawing>
+              <wp:anchor distT="0" distB="0" distL="114300" distR="114300" simplePos="0" relativeHeight="251659264" behindDoc="0" locked="0" layoutInCell="1" allowOverlap="1" wp14:anchorId="69DCBB47" wp14:editId="54097ACB">
+                <wp:simplePos x="0" y="0"/>
+                <wp:positionH relativeFrom="column">
+                  <wp:posOffset>4067175</wp:posOffset>
+                </wp:positionH>
+                <wp:positionV relativeFrom="paragraph">
+                  <wp:posOffset>14605</wp:posOffset>
+                </wp:positionV>
+                <wp:extent cx="0" cy="133350"/>
+                <wp:effectExtent l="76200" t="0" r="57150" b="57150"/>
+                <wp:wrapNone/>
+                <wp:docPr id="994414313" name="Straight Arrow Connector 1"/>
+                <wp:cNvGraphicFramePr/>
+                <a:graphic xmlns:a="http://schemas.openxmlformats.org/drawingml/2006/main">
+                  <a:graphicData uri="http://schemas.microsoft.com/office/word/2010/wordprocessingShape">
+                    <wps:wsp>
+                      <wps:cNvCnPr/>
+                      <wps:spPr>
+                        <a:xfrm>
+                          <a:off x="0" y="0"/>
+                          <a:ext cx="0" cy="133350"/>
+                        </a:xfrm>
+                        <a:prstGeom prst="straightConnector1">
+                          <a:avLst/>
+                        </a:prstGeom>
+                        <a:ln>
+                          <a:solidFill>
+                            <a:schemeClr val="tx1"/>
+                          </a:solidFill>
+                          <a:tailEnd type="triangle"/>
+                        </a:ln>
+                      </wps:spPr>
+                      <wps:style>
+                        <a:lnRef idx="1">
+                          <a:schemeClr val="accent1"/>
+                        </a:lnRef>
+                        <a:fillRef idx="0">
+                          <a:schemeClr val="accent1"/>
+                        </a:fillRef>
+                        <a:effectRef idx="0">
+                          <a:schemeClr val="accent1"/>
+                        </a:effectRef>
+                        <a:fontRef idx="minor">
+                          <a:schemeClr val="tx1"/>
+                        </a:fontRef>
+                      </wps:style>
+                      <wps:bodyPr/>
+                    </wps:wsp>
+                  </a:graphicData>
+                </a:graphic>
+              </wp:anchor>
+            </w:drawing>
+          </mc:Choice>
+          <mc:Fallback>
+            <w:pict>
+              <v:shapetype w14:anchorId="5BEB96D3" id="_x0000_t32" coordsize="21600,21600" o:spt="32" o:oned="t" path="m,l21600,21600e" filled="f">
+                <v:path arrowok="t" fillok="f" o:connecttype="none"/>
+                <o:lock v:ext="edit" shapetype="t"/>
+              </v:shapetype>
+              <v:shape id="Straight Arrow Connector 1" o:spid="_x0000_s1026" type="#_x0000_t32" style="position:absolute;margin-left:320.25pt;margin-top:1.15pt;width:0;height:10.5pt;z-index:251659264;visibility:visible;mso-wrap-style:square;mso-wrap-distance-left:9pt;mso-wrap-distance-top:0;mso-wrap-distance-right:9pt;mso-wrap-distance-bottom:0;mso-position-horizontal:absolute;mso-position-horizontal-relative:text;mso-position-vertical:absolute;mso-position-vertical-relative:text" o:gfxdata="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" strokecolor="black [3213]" strokeweight=".5pt">
+                <v:stroke endarrow="block" joinstyle="miter"/>
+              </v:shape>
+            </w:pict>
+          </mc:Fallback>
+        </mc:AlternateContent>
+      </w:r>
+      <w:r>
+        <w:rPr>
+          <w:b/>
+          <w:bCs/>
+        </w:rPr>
+        <w:t>#5 Notes:</w:t>
+      </w:r>
+      <w:r>
+        <w:t xml:space="preserve"> Methods Pseudocode section directly below this </w:t>
+      </w:r>
+    </w:p>
     <w:p>
       <w:pPr>
         <w:pStyle w:val="GitHubProcesses"/>
@@ -1188,7 +1808,6 @@
         <w:pStyle w:val="BestPractices"/>
       </w:pPr>
       <w:r>
-        <w:lastRenderedPageBreak/>
         <w:t>Rule 0.2.3 Indentations are used for loops, IF statements, and function membership</w:t>
       </w:r>
     </w:p>
@@ -1464,7 +2083,7 @@
                     <pic:cNvPicPr/>
                   </pic:nvPicPr>
                   <pic:blipFill rotWithShape="1">
-                    <a:blip r:embed="rId7"/>
+                    <a:blip r:embed="rId8"/>
                     <a:srcRect l="17120" t="14987" r="10792" b="22672"/>
                     <a:stretch>
                       <a:fillRect/>
@@ -1785,412 +2404,25 @@
     <w:p/>
     <w:p>
       <w:pPr>
-        <w:pStyle w:val="GitHubProcesses"/>
+        <w:pStyle w:val="Sub-Info"/>
+        <w:rPr>
+          <w:u w:val="single"/>
+        </w:rPr>
+      </w:pPr>
+      <w:r>
         <w:rPr>
           <w:sz w:val="36"/>
           <w:szCs w:val="36"/>
-        </w:rPr>
-      </w:pPr>
-      <w:r>
-        <w:rPr>
-          <w:sz w:val="36"/>
-          <w:szCs w:val="36"/>
+          <w:u w:val="single"/>
         </w:rPr>
         <w:lastRenderedPageBreak/>
-        <w:t xml:space="preserve">Figure 1.8 &amp; 1.9 — Job Posting Service &amp; Search Service </w:t>
-      </w:r>
-    </w:p>
-    <w:p>
-      <w:pPr>
-        <w:pStyle w:val="Sub-Info"/>
-      </w:pPr>
-      <w:r>
-        <w:t>Required List (15 Algorithms)</w:t>
-      </w:r>
-    </w:p>
-    <w:p>
-      <w:pPr>
-        <w:pStyle w:val="ListParagraph"/>
-        <w:numPr>
-          <w:ilvl w:val="0"/>
-          <w:numId w:val="1"/>
-        </w:numPr>
-        <w:ind w:left="360"/>
-      </w:pPr>
-      <w:r>
-        <w:t xml:space="preserve">1.8.1-ALG </w:t>
-      </w:r>
-      <w:proofErr w:type="spellStart"/>
-      <w:proofErr w:type="gramStart"/>
-      <w:r>
-        <w:t>isAuthorized</w:t>
-      </w:r>
-      <w:proofErr w:type="spellEnd"/>
-      <w:r>
-        <w:t>(</w:t>
-      </w:r>
-      <w:proofErr w:type="gramEnd"/>
-      <w:r>
-        <w:t>) Algorithm</w:t>
-      </w:r>
-    </w:p>
-    <w:p>
-      <w:pPr>
-        <w:pStyle w:val="ListParagraph"/>
-        <w:numPr>
-          <w:ilvl w:val="0"/>
-          <w:numId w:val="1"/>
-        </w:numPr>
-        <w:ind w:left="360"/>
-      </w:pPr>
-      <w:r>
-        <w:t xml:space="preserve">1.8.1-ALG </w:t>
-      </w:r>
-      <w:proofErr w:type="spellStart"/>
-      <w:proofErr w:type="gramStart"/>
-      <w:r>
-        <w:t>verifyOwner</w:t>
-      </w:r>
-      <w:proofErr w:type="spellEnd"/>
-      <w:r>
-        <w:t>(</w:t>
-      </w:r>
-      <w:proofErr w:type="gramEnd"/>
-      <w:r>
-        <w:t>) Algorithm</w:t>
-      </w:r>
-    </w:p>
-    <w:p>
-      <w:pPr>
-        <w:pStyle w:val="ListParagraph"/>
-        <w:numPr>
-          <w:ilvl w:val="0"/>
-          <w:numId w:val="1"/>
-        </w:numPr>
-        <w:ind w:left="360"/>
-      </w:pPr>
-      <w:r>
-        <w:t xml:space="preserve">1.8.2-ALG </w:t>
-      </w:r>
-      <w:proofErr w:type="spellStart"/>
-      <w:proofErr w:type="gramStart"/>
-      <w:r>
-        <w:t>createPost</w:t>
-      </w:r>
-      <w:proofErr w:type="spellEnd"/>
-      <w:r>
-        <w:t>(</w:t>
-      </w:r>
-      <w:proofErr w:type="gramEnd"/>
-      <w:r>
-        <w:t>) Algorithm</w:t>
-      </w:r>
-    </w:p>
-    <w:p>
-      <w:pPr>
-        <w:pStyle w:val="ListParagraph"/>
-        <w:numPr>
-          <w:ilvl w:val="0"/>
-          <w:numId w:val="1"/>
-        </w:numPr>
-        <w:ind w:left="360"/>
-      </w:pPr>
-      <w:r>
-        <w:t xml:space="preserve">1.8.2-ALG </w:t>
-      </w:r>
-      <w:proofErr w:type="spellStart"/>
-      <w:proofErr w:type="gramStart"/>
-      <w:r>
-        <w:t>modifyPost</w:t>
-      </w:r>
-      <w:proofErr w:type="spellEnd"/>
-      <w:r>
-        <w:t>(</w:t>
-      </w:r>
-      <w:proofErr w:type="gramEnd"/>
-      <w:r>
-        <w:t>) Algorithm</w:t>
-      </w:r>
-    </w:p>
-    <w:p>
-      <w:pPr>
-        <w:pStyle w:val="ListParagraph"/>
-        <w:numPr>
-          <w:ilvl w:val="0"/>
-          <w:numId w:val="1"/>
-        </w:numPr>
-        <w:ind w:left="360"/>
-      </w:pPr>
-      <w:r>
-        <w:t xml:space="preserve">1.8.3-ALG </w:t>
-      </w:r>
-      <w:proofErr w:type="gramStart"/>
-      <w:r>
-        <w:t>validate(</w:t>
-      </w:r>
-      <w:proofErr w:type="gramEnd"/>
-      <w:r>
-        <w:t>) Algorithm</w:t>
-      </w:r>
-    </w:p>
-    <w:p>
-      <w:pPr>
-        <w:pStyle w:val="ListParagraph"/>
-        <w:numPr>
-          <w:ilvl w:val="0"/>
-          <w:numId w:val="1"/>
-        </w:numPr>
-        <w:ind w:left="360"/>
-      </w:pPr>
-      <w:r>
-        <w:t xml:space="preserve">1.8.3-ALG </w:t>
-      </w:r>
-      <w:proofErr w:type="spellStart"/>
-      <w:proofErr w:type="gramStart"/>
-      <w:r>
-        <w:t>checkProfanity</w:t>
-      </w:r>
-      <w:proofErr w:type="spellEnd"/>
-      <w:r>
-        <w:t>(</w:t>
-      </w:r>
-      <w:proofErr w:type="gramEnd"/>
-      <w:r>
-        <w:t>) Algorithm</w:t>
-      </w:r>
-    </w:p>
-    <w:p>
-      <w:pPr>
-        <w:pStyle w:val="ListParagraph"/>
-        <w:numPr>
-          <w:ilvl w:val="0"/>
-          <w:numId w:val="1"/>
-        </w:numPr>
-        <w:ind w:left="360"/>
-      </w:pPr>
-      <w:r>
-        <w:t xml:space="preserve">1.9.1-ALG </w:t>
-      </w:r>
-      <w:proofErr w:type="spellStart"/>
-      <w:proofErr w:type="gramStart"/>
-      <w:r>
-        <w:t>submitSearch</w:t>
-      </w:r>
-      <w:proofErr w:type="spellEnd"/>
-      <w:r>
-        <w:t>(</w:t>
-      </w:r>
-      <w:proofErr w:type="gramEnd"/>
-      <w:r>
-        <w:t>) Algorithm</w:t>
-      </w:r>
-    </w:p>
-    <w:p>
-      <w:pPr>
-        <w:pStyle w:val="ListParagraph"/>
-        <w:numPr>
-          <w:ilvl w:val="0"/>
-          <w:numId w:val="1"/>
-        </w:numPr>
-        <w:ind w:left="360"/>
-      </w:pPr>
-      <w:r>
-        <w:t xml:space="preserve">1.9.2-ALG </w:t>
-      </w:r>
-      <w:proofErr w:type="spellStart"/>
-      <w:proofErr w:type="gramStart"/>
-      <w:r>
-        <w:t>filterCandidates</w:t>
-      </w:r>
-      <w:proofErr w:type="spellEnd"/>
-      <w:r>
-        <w:t>(</w:t>
-      </w:r>
-      <w:proofErr w:type="gramEnd"/>
-      <w:r>
-        <w:t>) Algorithm</w:t>
-      </w:r>
-    </w:p>
-    <w:p>
-      <w:pPr>
-        <w:pStyle w:val="ListParagraph"/>
-        <w:numPr>
-          <w:ilvl w:val="0"/>
-          <w:numId w:val="1"/>
-        </w:numPr>
-        <w:ind w:left="360"/>
-      </w:pPr>
-      <w:r>
-        <w:t xml:space="preserve">1.9.3-ALG </w:t>
-      </w:r>
-      <w:proofErr w:type="spellStart"/>
-      <w:proofErr w:type="gramStart"/>
-      <w:r>
-        <w:t>searchJobs</w:t>
-      </w:r>
-      <w:proofErr w:type="spellEnd"/>
-      <w:r>
-        <w:t>(</w:t>
-      </w:r>
-      <w:proofErr w:type="gramEnd"/>
-      <w:r>
-        <w:t>) Algorithm</w:t>
-      </w:r>
-    </w:p>
-    <w:p>
-      <w:pPr>
-        <w:pStyle w:val="ListParagraph"/>
-        <w:numPr>
-          <w:ilvl w:val="0"/>
-          <w:numId w:val="1"/>
-        </w:numPr>
-        <w:ind w:left="360"/>
-      </w:pPr>
-      <w:r>
-        <w:t xml:space="preserve">1.9.5-ALG </w:t>
-      </w:r>
-      <w:proofErr w:type="spellStart"/>
-      <w:proofErr w:type="gramStart"/>
-      <w:r>
-        <w:t>validateFilters</w:t>
-      </w:r>
-      <w:proofErr w:type="spellEnd"/>
-      <w:r>
-        <w:t>(</w:t>
-      </w:r>
-      <w:proofErr w:type="gramEnd"/>
-      <w:r>
-        <w:t>) Algorithm</w:t>
-      </w:r>
-    </w:p>
-    <w:p>
-      <w:pPr>
-        <w:pStyle w:val="ListParagraph"/>
-        <w:numPr>
-          <w:ilvl w:val="0"/>
-          <w:numId w:val="1"/>
-        </w:numPr>
-        <w:ind w:left="360"/>
-      </w:pPr>
-      <w:r>
-        <w:t xml:space="preserve">1.9.1-ALG </w:t>
-      </w:r>
-      <w:proofErr w:type="spellStart"/>
-      <w:proofErr w:type="gramStart"/>
-      <w:r>
-        <w:t>advancedSearch</w:t>
-      </w:r>
-      <w:proofErr w:type="spellEnd"/>
-      <w:r>
-        <w:t>(</w:t>
-      </w:r>
-      <w:proofErr w:type="gramEnd"/>
-      <w:r>
-        <w:t>) Algorithm</w:t>
-      </w:r>
-    </w:p>
-    <w:p>
-      <w:pPr>
-        <w:pStyle w:val="ListParagraph"/>
-        <w:numPr>
-          <w:ilvl w:val="0"/>
-          <w:numId w:val="1"/>
-        </w:numPr>
-        <w:ind w:left="360"/>
-      </w:pPr>
-      <w:r>
-        <w:t xml:space="preserve">1.9.7-ALG </w:t>
-      </w:r>
-      <w:proofErr w:type="spellStart"/>
-      <w:proofErr w:type="gramStart"/>
-      <w:r>
-        <w:t>processWildcardSearch</w:t>
-      </w:r>
-      <w:proofErr w:type="spellEnd"/>
-      <w:r>
-        <w:t>(</w:t>
-      </w:r>
-      <w:proofErr w:type="gramEnd"/>
-      <w:r>
-        <w:t>) Algorithm</w:t>
-      </w:r>
-    </w:p>
-    <w:p>
-      <w:pPr>
-        <w:pStyle w:val="ListParagraph"/>
-        <w:numPr>
-          <w:ilvl w:val="0"/>
-          <w:numId w:val="1"/>
-        </w:numPr>
-        <w:ind w:left="360"/>
-      </w:pPr>
-      <w:r>
-        <w:t xml:space="preserve">1.9.7-ALG </w:t>
-      </w:r>
-      <w:proofErr w:type="spellStart"/>
-      <w:proofErr w:type="gramStart"/>
-      <w:r>
-        <w:t>buildSearchQuery</w:t>
-      </w:r>
-      <w:proofErr w:type="spellEnd"/>
-      <w:r>
-        <w:t>(</w:t>
-      </w:r>
-      <w:proofErr w:type="gramEnd"/>
-      <w:r>
-        <w:t>) Algorithm</w:t>
-      </w:r>
-    </w:p>
-    <w:p>
-      <w:pPr>
-        <w:pStyle w:val="ListParagraph"/>
-        <w:numPr>
-          <w:ilvl w:val="0"/>
-          <w:numId w:val="1"/>
-        </w:numPr>
-        <w:ind w:left="360"/>
-      </w:pPr>
-      <w:r>
-        <w:t xml:space="preserve">1.9.8-ALG </w:t>
-      </w:r>
-      <w:proofErr w:type="spellStart"/>
-      <w:proofErr w:type="gramStart"/>
-      <w:r>
-        <w:t>retrieveResults</w:t>
-      </w:r>
-      <w:proofErr w:type="spellEnd"/>
-      <w:r>
-        <w:t>(</w:t>
-      </w:r>
-      <w:proofErr w:type="gramEnd"/>
-      <w:r>
-        <w:t>) Algorithm</w:t>
-      </w:r>
-    </w:p>
-    <w:p>
-      <w:pPr>
-        <w:pStyle w:val="ListParagraph"/>
-        <w:numPr>
-          <w:ilvl w:val="0"/>
-          <w:numId w:val="1"/>
-        </w:numPr>
-        <w:ind w:left="360"/>
-      </w:pPr>
-      <w:r>
-        <w:t xml:space="preserve">1.9.12-ALG </w:t>
-      </w:r>
-      <w:proofErr w:type="spellStart"/>
-      <w:proofErr w:type="gramStart"/>
-      <w:r>
-        <w:t>rankResults</w:t>
-      </w:r>
-      <w:proofErr w:type="spellEnd"/>
-      <w:r>
-        <w:t>(</w:t>
-      </w:r>
-      <w:proofErr w:type="gramEnd"/>
-      <w:r>
-        <w:t>) Algorithm</w:t>
+        <w:t>Figure 1.8 &amp; 1.9 — Job Posting Service &amp; Search Service</w:t>
+      </w:r>
+      <w:r>
+        <w:rPr>
+          <w:u w:val="single"/>
+        </w:rPr>
+        <w:t xml:space="preserve"> </w:t>
       </w:r>
     </w:p>
     <w:p>
@@ -2199,6 +2431,9 @@
       </w:pPr>
       <w:r>
         <w:t>Sources</w:t>
+      </w:r>
+      <w:r>
+        <w:t xml:space="preserve"> for Required List (15 Algorithms)</w:t>
       </w:r>
     </w:p>
     <w:p>
@@ -2853,7 +3088,6 @@
                 <w:highlight w:val="yellow"/>
                 <w:lang w:eastAsia="en-US"/>
               </w:rPr>
-              <w:lastRenderedPageBreak/>
               <w:t>submitSearch</w:t>
             </w:r>
             <w:proofErr w:type="spellEnd"/>
@@ -3468,7 +3702,15 @@
                 <w:rFonts w:eastAsia="Times New Roman" w:cs="Times New Roman"/>
                 <w:lang w:eastAsia="en-US"/>
               </w:rPr>
-              <w:t>Filters student profiles/resumes based on company-selected criteria.</w:t>
+              <w:t xml:space="preserve">Filters student profiles/resumes </w:t>
+            </w:r>
+            <w:r>
+              <w:rPr>
+                <w:rFonts w:eastAsia="Times New Roman" w:cs="Times New Roman"/>
+                <w:lang w:eastAsia="en-US"/>
+              </w:rPr>
+              <w:lastRenderedPageBreak/>
+              <w:t>based on company-selected criteria.</w:t>
             </w:r>
           </w:p>
         </w:tc>
@@ -3499,6 +3741,7 @@
                 <w:szCs w:val="20"/>
                 <w:lang w:eastAsia="en-US"/>
               </w:rPr>
+              <w:lastRenderedPageBreak/>
               <w:t>displayResults</w:t>
             </w:r>
             <w:proofErr w:type="spellEnd"/>
@@ -4258,15 +4501,7 @@
                 <w:rFonts w:eastAsia="Times New Roman" w:cs="Times New Roman"/>
                 <w:lang w:eastAsia="en-US"/>
               </w:rPr>
-              <w:t xml:space="preserve">Checks whether selected filters are </w:t>
-            </w:r>
-            <w:r>
-              <w:rPr>
-                <w:rFonts w:eastAsia="Times New Roman" w:cs="Times New Roman"/>
-                <w:lang w:eastAsia="en-US"/>
-              </w:rPr>
-              <w:lastRenderedPageBreak/>
-              <w:t>valid before search processing.</w:t>
+              <w:t>Checks whether selected filters are valid before search processing.</w:t>
             </w:r>
           </w:p>
         </w:tc>
@@ -4296,7 +4531,6 @@
                 <w:szCs w:val="20"/>
                 <w:lang w:eastAsia="en-US"/>
               </w:rPr>
-              <w:lastRenderedPageBreak/>
               <w:t>search(</w:t>
             </w:r>
             <w:proofErr w:type="gramEnd"/>
@@ -4911,6 +5145,7 @@
                 <w:szCs w:val="20"/>
                 <w:lang w:eastAsia="en-US"/>
               </w:rPr>
+              <w:lastRenderedPageBreak/>
               <w:t>searchByGPARequirements</w:t>
             </w:r>
             <w:proofErr w:type="spellEnd"/>
@@ -6062,15 +6297,7 @@
                 <w:rFonts w:eastAsia="Times New Roman" w:cs="Times New Roman"/>
                 <w:lang w:eastAsia="en-US"/>
               </w:rPr>
-              <w:t xml:space="preserve">Sends a search request to the search </w:t>
-            </w:r>
-            <w:r>
-              <w:rPr>
-                <w:rFonts w:eastAsia="Times New Roman" w:cs="Times New Roman"/>
-                <w:lang w:eastAsia="en-US"/>
-              </w:rPr>
-              <w:lastRenderedPageBreak/>
-              <w:t>engine and returns processed results.</w:t>
+              <w:t>Sends a search request to the search engine and returns processed results.</w:t>
             </w:r>
           </w:p>
         </w:tc>
@@ -6100,7 +6327,6 @@
                 <w:szCs w:val="20"/>
                 <w:lang w:eastAsia="en-US"/>
               </w:rPr>
-              <w:lastRenderedPageBreak/>
               <w:t>executeSearch</w:t>
             </w:r>
             <w:proofErr w:type="spellEnd"/>
@@ -6531,6 +6757,7 @@
                 <w:rFonts w:eastAsia="Times New Roman" w:cs="Times New Roman"/>
                 <w:lang w:eastAsia="en-US"/>
               </w:rPr>
+              <w:lastRenderedPageBreak/>
               <w:t>Method</w:t>
             </w:r>
           </w:p>
@@ -8002,7 +8229,6 @@
                 <w:szCs w:val="20"/>
                 <w:lang w:eastAsia="en-US"/>
               </w:rPr>
-              <w:lastRenderedPageBreak/>
               <w:t>save(</w:t>
             </w:r>
             <w:proofErr w:type="gramEnd"/>
@@ -8988,6 +9214,7 @@
                 <w:szCs w:val="20"/>
                 <w:lang w:eastAsia="en-US"/>
               </w:rPr>
+              <w:lastRenderedPageBreak/>
               <w:t>getSession</w:t>
             </w:r>
             <w:proofErr w:type="spellEnd"/>
@@ -9873,7 +10100,7 @@
     </w:p>
     <w:p/>
     <w:sectPr>
-      <w:headerReference w:type="default" r:id="rId8"/>
+      <w:headerReference w:type="default" r:id="rId9"/>
       <w:pgSz w:w="12240" w:h="15840"/>
       <w:pgMar w:top="1440" w:right="1440" w:bottom="1440" w:left="1440" w:header="720" w:footer="720" w:gutter="0"/>
       <w:cols w:space="720"/>
@@ -12150,6 +12377,17 @@
       </w:tcPr>
     </w:tblStylePr>
   </w:style>
+  <w:style w:type="character" w:styleId="Hyperlink">
+    <w:name w:val="Hyperlink"/>
+    <w:basedOn w:val="DefaultParagraphFont"/>
+    <w:uiPriority w:val="99"/>
+    <w:unhideWhenUsed/>
+    <w:rsid w:val="00335763"/>
+    <w:rPr>
+      <w:color w:val="467886" w:themeColor="hyperlink"/>
+      <w:u w:val="single"/>
+    </w:rPr>
+  </w:style>
 </w:styles>
 </file>
 
